--- a/Sorting algo/Practical-5/25DCE014-FDSA_Practical-5.docx
+++ b/Sorting algo/Practical-5/25DCE014-FDSA_Practical-5.docx
@@ -498,10 +498,56 @@
         <w:rPr>
           <w:b/>
           <w:bCs/>
-          <w:sz w:val="28"/>
-          <w:szCs w:val="28"/>
-        </w:rPr>
-      </w:pPr>
+          <w:sz w:val="22"/>
+          <w:szCs w:val="22"/>
+        </w:rPr>
+      </w:pPr>
+      <w:r>
+        <w:rPr>
+          <w:b/>
+          <w:bCs/>
+          <w:sz w:val="22"/>
+          <w:szCs w:val="22"/>
+        </w:rPr>
+        <w:fldChar w:fldCharType="begin"/>
+      </w:r>
+      <w:r>
+        <w:rPr>
+          <w:b/>
+          <w:bCs/>
+          <w:sz w:val="22"/>
+          <w:szCs w:val="22"/>
+        </w:rPr>
+        <w:instrText xml:space="preserve"> HYPERLINK "https://github.com/yakshu205/DSA/tree/main/Sorting%20algo/Practical-5" </w:instrText>
+      </w:r>
+      <w:r>
+        <w:rPr>
+          <w:b/>
+          <w:bCs/>
+          <w:sz w:val="22"/>
+          <w:szCs w:val="22"/>
+        </w:rPr>
+        <w:fldChar w:fldCharType="separate"/>
+      </w:r>
+      <w:r>
+        <w:rPr>
+          <w:rStyle w:val="16"/>
+          <w:b/>
+          <w:bCs/>
+          <w:sz w:val="22"/>
+          <w:szCs w:val="22"/>
+        </w:rPr>
+        <w:t>https://github.com/yakshu205/DSA/tree/main/Sorting%20algo/Practical-5</w:t>
+      </w:r>
+      <w:r>
+        <w:rPr>
+          <w:b/>
+          <w:bCs/>
+          <w:sz w:val="22"/>
+          <w:szCs w:val="22"/>
+        </w:rPr>
+        <w:fldChar w:fldCharType="end"/>
+      </w:r>
     </w:p>
     <w:p>
       <w:pPr>
@@ -691,6 +737,62 @@
         <w:t>Link:</w:t>
       </w:r>
     </w:p>
+    <w:p>
+      <w:pPr>
+        <w:rPr>
+          <w:b/>
+          <w:bCs/>
+          <w:sz w:val="22"/>
+          <w:szCs w:val="22"/>
+        </w:rPr>
+      </w:pPr>
+      <w:r>
+        <w:rPr>
+          <w:b/>
+          <w:bCs/>
+          <w:sz w:val="22"/>
+          <w:szCs w:val="22"/>
+        </w:rPr>
+        <w:fldChar w:fldCharType="begin"/>
+      </w:r>
+      <w:r>
+        <w:rPr>
+          <w:b/>
+          <w:bCs/>
+          <w:sz w:val="22"/>
+          <w:szCs w:val="22"/>
+        </w:rPr>
+        <w:instrText xml:space="preserve"> HYPERLINK "https://github.com/yakshu205/DSA/tree/main/Sorting%20algo/Practical-5" </w:instrText>
+      </w:r>
+      <w:r>
+        <w:rPr>
+          <w:b/>
+          <w:bCs/>
+          <w:sz w:val="22"/>
+          <w:szCs w:val="22"/>
+        </w:rPr>
+        <w:fldChar w:fldCharType="separate"/>
+      </w:r>
+      <w:r>
+        <w:rPr>
+          <w:rStyle w:val="13"/>
+          <w:b/>
+          <w:bCs/>
+          <w:sz w:val="22"/>
+          <w:szCs w:val="22"/>
+        </w:rPr>
+        <w:t>https://github.com/yakshu205/DSA/tree/main/Sorting%20algo/Practical-5</w:t>
+      </w:r>
+      <w:r>
+        <w:rPr>
+          <w:b/>
+          <w:bCs/>
+          <w:sz w:val="22"/>
+          <w:szCs w:val="22"/>
+        </w:rPr>
+        <w:fldChar w:fldCharType="end"/>
+      </w:r>
+    </w:p>
     <w:p/>
     <w:p>
       <w:pPr>
@@ -807,42 +909,42 @@
           </wp:inline>
         </w:drawing>
       </w:r>
+    </w:p>
+    <w:p>
+      <w:pPr>
+        <w:rPr>
+          <w:b/>
+          <w:bCs/>
+          <w:sz w:val="28"/>
+          <w:szCs w:val="28"/>
+        </w:rPr>
+      </w:pPr>
+      <w:r>
+        <w:rPr>
+          <w:b/>
+          <w:bCs/>
+          <w:sz w:val="28"/>
+          <w:szCs w:val="28"/>
+        </w:rPr>
+        <w:t>Conclusion:</w:t>
+      </w:r>
+    </w:p>
+    <w:p>
+      <w:pPr>
+        <w:rPr>
+          <w:sz w:val="28"/>
+          <w:szCs w:val="28"/>
+        </w:rPr>
+      </w:pPr>
+      <w:r>
+        <w:rPr>
+          <w:sz w:val="28"/>
+          <w:szCs w:val="28"/>
+        </w:rPr>
+        <w:t>The program implements singly and doubly circular linked lists while maintaining continuous circular links after every join and leave operation. The special case of deleting the only student is handled separately to avoid breaking the circle.</w:t>
+      </w:r>
       <w:bookmarkStart w:id="1" w:name="_GoBack"/>
       <w:bookmarkEnd w:id="1"/>
-    </w:p>
-    <w:p>
-      <w:pPr>
-        <w:rPr>
-          <w:b/>
-          <w:bCs/>
-          <w:sz w:val="28"/>
-          <w:szCs w:val="28"/>
-        </w:rPr>
-      </w:pPr>
-      <w:r>
-        <w:rPr>
-          <w:b/>
-          <w:bCs/>
-          <w:sz w:val="28"/>
-          <w:szCs w:val="28"/>
-        </w:rPr>
-        <w:t>Conclusion:</w:t>
-      </w:r>
-    </w:p>
-    <w:p>
-      <w:pPr>
-        <w:rPr>
-          <w:sz w:val="28"/>
-          <w:szCs w:val="28"/>
-        </w:rPr>
-      </w:pPr>
-      <w:r>
-        <w:rPr>
-          <w:sz w:val="28"/>
-          <w:szCs w:val="28"/>
-        </w:rPr>
-        <w:t>The program implements singly and doubly circular linked lists while maintaining continuous circular links after every join and leave operation. The special case of deleting the only student is handled separately to avoid breaking the circle.</w:t>
-      </w:r>
     </w:p>
     <w:p>
       <w:pPr>
@@ -1084,7 +1186,7 @@
 <w:ftr xmlns:wpc="http://schemas.microsoft.com/office/word/2010/wordprocessingCanvas" xmlns:mc="http://schemas.openxmlformats.org/markup-compatibility/2006" xmlns:o="urn:schemas-microsoft-com:office:office" xmlns:r="http://schemas.openxmlformats.org/officeDocument/2006/relationships" xmlns:m="http://schemas.openxmlformats.org/officeDocument/2006/math" xmlns:v="urn:schemas-microsoft-com:vml" xmlns:wp14="http://schemas.microsoft.com/office/word/2010/wordprocessingDrawing" xmlns:wp="http://schemas.openxmlformats.org/drawingml/2006/wordprocessingDrawing" xmlns:w10="urn:schemas-microsoft-com:office:word" xmlns:w="http://schemas.openxmlformats.org/wordprocessingml/2006/main" xmlns:w14="http://schemas.microsoft.com/office/word/2010/wordml" xmlns:w15="http://schemas.microsoft.com/office/word/2012/wordml" xmlns:wpg="http://schemas.microsoft.com/office/word/2010/wordprocessingGroup" xmlns:wpi="http://schemas.microsoft.com/office/word/2010/wordprocessingInk" xmlns:wne="http://schemas.microsoft.com/office/word/2006/wordml" xmlns:wps="http://schemas.microsoft.com/office/word/2010/wordprocessingShape" xmlns:wpsCustomData="http://www.wps.cn/officeDocument/2013/wpsCustomData" mc:Ignorable="w14 w15 wp14">
   <w:p>
     <w:pPr>
-      <w:pStyle w:val="13"/>
+      <w:pStyle w:val="14"/>
       <w:pBdr>
         <w:top w:val="single" w:color="D8D8D8" w:themeColor="background1" w:themeShade="D9" w:sz="4" w:space="1"/>
       </w:pBdr>
@@ -1136,7 +1238,7 @@
   </w:p>
   <w:p>
     <w:pPr>
-      <w:pStyle w:val="13"/>
+      <w:pStyle w:val="14"/>
     </w:pPr>
   </w:p>
 </w:ftr>
@@ -1171,7 +1273,7 @@
 <w:hdr xmlns:wpc="http://schemas.microsoft.com/office/word/2010/wordprocessingCanvas" xmlns:mc="http://schemas.openxmlformats.org/markup-compatibility/2006" xmlns:o="urn:schemas-microsoft-com:office:office" xmlns:r="http://schemas.openxmlformats.org/officeDocument/2006/relationships" xmlns:m="http://schemas.openxmlformats.org/officeDocument/2006/math" xmlns:v="urn:schemas-microsoft-com:vml" xmlns:wp14="http://schemas.microsoft.com/office/word/2010/wordprocessingDrawing" xmlns:wp="http://schemas.openxmlformats.org/drawingml/2006/wordprocessingDrawing" xmlns:w10="urn:schemas-microsoft-com:office:word" xmlns:w="http://schemas.openxmlformats.org/wordprocessingml/2006/main" xmlns:w14="http://schemas.microsoft.com/office/word/2010/wordml" xmlns:w15="http://schemas.microsoft.com/office/word/2012/wordml" xmlns:wpg="http://schemas.microsoft.com/office/word/2010/wordprocessingGroup" xmlns:wpi="http://schemas.microsoft.com/office/word/2010/wordprocessingInk" xmlns:wne="http://schemas.microsoft.com/office/word/2006/wordml" xmlns:wps="http://schemas.microsoft.com/office/word/2010/wordprocessingShape" xmlns:wpsCustomData="http://www.wps.cn/officeDocument/2013/wpsCustomData" mc:Ignorable="w14 w15 wp14">
   <w:p>
     <w:pPr>
-      <w:pStyle w:val="14"/>
+      <w:pStyle w:val="15"/>
       <w:rPr>
         <w:rFonts w:hint="default" w:asciiTheme="majorHAnsi" w:hAnsiTheme="majorHAnsi"/>
         <w:b/>
@@ -1505,7 +1607,7 @@
     <w:name w:val="heading 1"/>
     <w:basedOn w:val="1"/>
     <w:next w:val="1"/>
-    <w:link w:val="19"/>
+    <w:link w:val="20"/>
     <w:qFormat/>
     <w:uiPriority w:val="9"/>
     <w:pPr>
@@ -1525,7 +1627,7 @@
     <w:name w:val="heading 2"/>
     <w:basedOn w:val="1"/>
     <w:next w:val="1"/>
-    <w:link w:val="20"/>
+    <w:link w:val="21"/>
     <w:semiHidden/>
     <w:unhideWhenUsed/>
     <w:qFormat/>
@@ -1547,7 +1649,7 @@
     <w:name w:val="heading 3"/>
     <w:basedOn w:val="1"/>
     <w:next w:val="1"/>
-    <w:link w:val="21"/>
+    <w:link w:val="22"/>
     <w:semiHidden/>
     <w:unhideWhenUsed/>
     <w:qFormat/>
@@ -1569,7 +1671,7 @@
     <w:name w:val="heading 4"/>
     <w:basedOn w:val="1"/>
     <w:next w:val="1"/>
-    <w:link w:val="22"/>
+    <w:link w:val="23"/>
     <w:semiHidden/>
     <w:unhideWhenUsed/>
     <w:qFormat/>
@@ -1591,7 +1693,7 @@
     <w:name w:val="heading 5"/>
     <w:basedOn w:val="1"/>
     <w:next w:val="1"/>
-    <w:link w:val="23"/>
+    <w:link w:val="24"/>
     <w:semiHidden/>
     <w:unhideWhenUsed/>
     <w:qFormat/>
@@ -1611,7 +1713,7 @@
     <w:name w:val="heading 6"/>
     <w:basedOn w:val="1"/>
     <w:next w:val="1"/>
-    <w:link w:val="24"/>
+    <w:link w:val="25"/>
     <w:semiHidden/>
     <w:unhideWhenUsed/>
     <w:qFormat/>
@@ -1641,7 +1743,7 @@
     <w:name w:val="heading 7"/>
     <w:basedOn w:val="1"/>
     <w:next w:val="1"/>
-    <w:link w:val="25"/>
+    <w:link w:val="26"/>
     <w:semiHidden/>
     <w:unhideWhenUsed/>
     <w:qFormat/>
@@ -1669,7 +1771,7 @@
     <w:name w:val="heading 8"/>
     <w:basedOn w:val="1"/>
     <w:next w:val="1"/>
-    <w:link w:val="26"/>
+    <w:link w:val="27"/>
     <w:semiHidden/>
     <w:unhideWhenUsed/>
     <w:qFormat/>
@@ -1699,7 +1801,7 @@
     <w:name w:val="heading 9"/>
     <w:basedOn w:val="1"/>
     <w:next w:val="1"/>
-    <w:link w:val="27"/>
+    <w:link w:val="28"/>
     <w:semiHidden/>
     <w:unhideWhenUsed/>
     <w:qFormat/>
@@ -1744,10 +1846,21 @@
       </w:tblCellMar>
     </w:tblPr>
   </w:style>
-  <w:style w:type="paragraph" w:styleId="13">
+  <w:style w:type="character" w:styleId="13">
+    <w:name w:val="FollowedHyperlink"/>
+    <w:basedOn w:val="11"/>
+    <w:semiHidden/>
+    <w:unhideWhenUsed/>
+    <w:uiPriority w:val="99"/>
+    <w:rPr>
+      <w:color w:val="800080"/>
+      <w:u w:val="single"/>
+    </w:rPr>
+  </w:style>
+  <w:style w:type="paragraph" w:styleId="14">
     <w:name w:val="footer"/>
     <w:basedOn w:val="1"/>
-    <w:link w:val="37"/>
+    <w:link w:val="38"/>
     <w:unhideWhenUsed/>
     <w:qFormat/>
     <w:uiPriority w:val="99"/>
@@ -1759,10 +1872,10 @@
       <w:spacing w:after="0" w:line="240" w:lineRule="auto"/>
     </w:pPr>
   </w:style>
-  <w:style w:type="paragraph" w:styleId="14">
+  <w:style w:type="paragraph" w:styleId="15">
     <w:name w:val="header"/>
     <w:basedOn w:val="1"/>
-    <w:link w:val="38"/>
+    <w:link w:val="39"/>
     <w:unhideWhenUsed/>
     <w:qFormat/>
     <w:uiPriority w:val="99"/>
@@ -1774,7 +1887,7 @@
       <w:spacing w:after="0" w:line="240" w:lineRule="auto"/>
     </w:pPr>
   </w:style>
-  <w:style w:type="character" w:styleId="15">
+  <w:style w:type="character" w:styleId="16">
     <w:name w:val="Hyperlink"/>
     <w:basedOn w:val="11"/>
     <w:unhideWhenUsed/>
@@ -1790,7 +1903,7 @@
       </w14:textFill>
     </w:rPr>
   </w:style>
-  <w:style w:type="paragraph" w:styleId="16">
+  <w:style w:type="paragraph" w:styleId="17">
     <w:name w:val="Normal (Web)"/>
     <w:basedOn w:val="1"/>
     <w:semiHidden/>
@@ -1807,11 +1920,11 @@
       <w14:ligatures w14:val="none"/>
     </w:rPr>
   </w:style>
-  <w:style w:type="paragraph" w:styleId="17">
+  <w:style w:type="paragraph" w:styleId="18">
     <w:name w:val="Subtitle"/>
     <w:basedOn w:val="1"/>
     <w:next w:val="1"/>
-    <w:link w:val="29"/>
+    <w:link w:val="30"/>
     <w:qFormat/>
     <w:uiPriority w:val="11"/>
     <w:rPr>
@@ -1830,11 +1943,11 @@
       </w14:textFill>
     </w:rPr>
   </w:style>
-  <w:style w:type="paragraph" w:styleId="18">
+  <w:style w:type="paragraph" w:styleId="19">
     <w:name w:val="Title"/>
     <w:basedOn w:val="1"/>
     <w:next w:val="1"/>
-    <w:link w:val="28"/>
+    <w:link w:val="29"/>
     <w:qFormat/>
     <w:uiPriority w:val="10"/>
     <w:pPr>
@@ -1849,7 +1962,7 @@
       <w:szCs w:val="56"/>
     </w:rPr>
   </w:style>
-  <w:style w:type="character" w:customStyle="1" w:styleId="19">
+  <w:style w:type="character" w:customStyle="1" w:styleId="20">
     <w:name w:val="Heading 1 Char"/>
     <w:basedOn w:val="11"/>
     <w:link w:val="2"/>
@@ -1862,7 +1975,7 @@
       <w:szCs w:val="40"/>
     </w:rPr>
   </w:style>
-  <w:style w:type="character" w:customStyle="1" w:styleId="20">
+  <w:style w:type="character" w:customStyle="1" w:styleId="21">
     <w:name w:val="Heading 2 Char"/>
     <w:basedOn w:val="11"/>
     <w:link w:val="3"/>
@@ -1876,7 +1989,7 @@
       <w:szCs w:val="32"/>
     </w:rPr>
   </w:style>
-  <w:style w:type="character" w:customStyle="1" w:styleId="21">
+  <w:style w:type="character" w:customStyle="1" w:styleId="22">
     <w:name w:val="Heading 3 Char"/>
     <w:basedOn w:val="11"/>
     <w:link w:val="4"/>
@@ -1890,7 +2003,7 @@
       <w:szCs w:val="28"/>
     </w:rPr>
   </w:style>
-  <w:style w:type="character" w:customStyle="1" w:styleId="22">
+  <w:style w:type="character" w:customStyle="1" w:styleId="23">
     <w:name w:val="Heading 4 Char"/>
     <w:basedOn w:val="11"/>
     <w:link w:val="5"/>
@@ -1904,7 +2017,7 @@
       <w:color w:val="104862" w:themeColor="accent1" w:themeShade="BF"/>
     </w:rPr>
   </w:style>
-  <w:style w:type="character" w:customStyle="1" w:styleId="23">
+  <w:style w:type="character" w:customStyle="1" w:styleId="24">
     <w:name w:val="Heading 5 Char"/>
     <w:basedOn w:val="11"/>
     <w:link w:val="6"/>
@@ -1916,7 +2029,7 @@
       <w:color w:val="104862" w:themeColor="accent1" w:themeShade="BF"/>
     </w:rPr>
   </w:style>
-  <w:style w:type="character" w:customStyle="1" w:styleId="24">
+  <w:style w:type="character" w:customStyle="1" w:styleId="25">
     <w:name w:val="Heading 6 Char"/>
     <w:basedOn w:val="11"/>
     <w:link w:val="7"/>
@@ -1938,7 +2051,7 @@
       </w14:textFill>
     </w:rPr>
   </w:style>
-  <w:style w:type="character" w:customStyle="1" w:styleId="25">
+  <w:style w:type="character" w:customStyle="1" w:styleId="26">
     <w:name w:val="Heading 7 Char"/>
     <w:basedOn w:val="11"/>
     <w:link w:val="8"/>
@@ -1958,7 +2071,7 @@
       </w14:textFill>
     </w:rPr>
   </w:style>
-  <w:style w:type="character" w:customStyle="1" w:styleId="26">
+  <w:style w:type="character" w:customStyle="1" w:styleId="27">
     <w:name w:val="Heading 8 Char"/>
     <w:basedOn w:val="11"/>
     <w:link w:val="9"/>
@@ -1979,7 +2092,7 @@
       </w14:textFill>
     </w:rPr>
   </w:style>
-  <w:style w:type="character" w:customStyle="1" w:styleId="27">
+  <w:style w:type="character" w:customStyle="1" w:styleId="28">
     <w:name w:val="Heading 9 Char"/>
     <w:basedOn w:val="11"/>
     <w:link w:val="10"/>
@@ -1999,10 +2112,10 @@
       </w14:textFill>
     </w:rPr>
   </w:style>
-  <w:style w:type="character" w:customStyle="1" w:styleId="28">
+  <w:style w:type="character" w:customStyle="1" w:styleId="29">
     <w:name w:val="Title Char"/>
     <w:basedOn w:val="11"/>
-    <w:link w:val="18"/>
+    <w:link w:val="19"/>
     <w:qFormat/>
     <w:uiPriority w:val="10"/>
     <w:rPr>
@@ -2013,10 +2126,10 @@
       <w:szCs w:val="56"/>
     </w:rPr>
   </w:style>
-  <w:style w:type="character" w:customStyle="1" w:styleId="29">
+  <w:style w:type="character" w:customStyle="1" w:styleId="30">
     <w:name w:val="Subtitle Char"/>
     <w:basedOn w:val="11"/>
-    <w:link w:val="17"/>
+    <w:link w:val="18"/>
     <w:qFormat/>
     <w:uiPriority w:val="11"/>
     <w:rPr>
@@ -2035,11 +2148,11 @@
       </w14:textFill>
     </w:rPr>
   </w:style>
-  <w:style w:type="paragraph" w:styleId="30">
+  <w:style w:type="paragraph" w:styleId="31">
     <w:name w:val="Quote"/>
     <w:basedOn w:val="1"/>
     <w:next w:val="1"/>
-    <w:link w:val="31"/>
+    <w:link w:val="32"/>
     <w:qFormat/>
     <w:uiPriority w:val="29"/>
     <w:pPr>
@@ -2060,10 +2173,10 @@
       </w14:textFill>
     </w:rPr>
   </w:style>
-  <w:style w:type="character" w:customStyle="1" w:styleId="31">
+  <w:style w:type="character" w:customStyle="1" w:styleId="32">
     <w:name w:val="Quote Char"/>
     <w:basedOn w:val="11"/>
-    <w:link w:val="30"/>
+    <w:link w:val="31"/>
     <w:qFormat/>
     <w:uiPriority w:val="29"/>
     <w:rPr>
@@ -2080,7 +2193,7 @@
       </w14:textFill>
     </w:rPr>
   </w:style>
-  <w:style w:type="paragraph" w:styleId="32">
+  <w:style w:type="paragraph" w:styleId="33">
     <w:name w:val="List Paragraph"/>
     <w:basedOn w:val="1"/>
     <w:qFormat/>
@@ -2090,7 +2203,7 @@
       <w:contextualSpacing/>
     </w:pPr>
   </w:style>
-  <w:style w:type="character" w:customStyle="1" w:styleId="33">
+  <w:style w:type="character" w:customStyle="1" w:styleId="34">
     <w:name w:val="Intense Emphasis"/>
     <w:basedOn w:val="11"/>
     <w:qFormat/>
@@ -2101,11 +2214,11 @@
       <w:color w:val="104862" w:themeColor="accent1" w:themeShade="BF"/>
     </w:rPr>
   </w:style>
-  <w:style w:type="paragraph" w:styleId="34">
+  <w:style w:type="paragraph" w:styleId="35">
     <w:name w:val="Intense Quote"/>
     <w:basedOn w:val="1"/>
     <w:next w:val="1"/>
-    <w:link w:val="35"/>
+    <w:link w:val="36"/>
     <w:qFormat/>
     <w:uiPriority w:val="30"/>
     <w:pPr>
@@ -2123,10 +2236,10 @@
       <w:color w:val="104862" w:themeColor="accent1" w:themeShade="BF"/>
     </w:rPr>
   </w:style>
-  <w:style w:type="character" w:customStyle="1" w:styleId="35">
+  <w:style w:type="character" w:customStyle="1" w:styleId="36">
     <w:name w:val="Intense Quote Char"/>
     <w:basedOn w:val="11"/>
-    <w:link w:val="34"/>
+    <w:link w:val="35"/>
     <w:uiPriority w:val="30"/>
     <w:rPr>
       <w:i/>
@@ -2134,7 +2247,7 @@
       <w:color w:val="104862" w:themeColor="accent1" w:themeShade="BF"/>
     </w:rPr>
   </w:style>
-  <w:style w:type="character" w:customStyle="1" w:styleId="36">
+  <w:style w:type="character" w:customStyle="1" w:styleId="37">
     <w:name w:val="Intense Reference"/>
     <w:basedOn w:val="11"/>
     <w:qFormat/>
@@ -2147,21 +2260,21 @@
       <w:spacing w:val="5"/>
     </w:rPr>
   </w:style>
-  <w:style w:type="character" w:customStyle="1" w:styleId="37">
+  <w:style w:type="character" w:customStyle="1" w:styleId="38">
     <w:name w:val="Footer Char"/>
     <w:basedOn w:val="11"/>
-    <w:link w:val="13"/>
+    <w:link w:val="14"/>
     <w:qFormat/>
     <w:uiPriority w:val="99"/>
   </w:style>
-  <w:style w:type="character" w:customStyle="1" w:styleId="38">
+  <w:style w:type="character" w:customStyle="1" w:styleId="39">
     <w:name w:val="Header Char"/>
     <w:basedOn w:val="11"/>
-    <w:link w:val="14"/>
+    <w:link w:val="15"/>
     <w:qFormat/>
     <w:uiPriority w:val="99"/>
   </w:style>
-  <w:style w:type="character" w:customStyle="1" w:styleId="39">
+  <w:style w:type="character" w:customStyle="1" w:styleId="40">
     <w:name w:val="Unresolved Mention"/>
     <w:basedOn w:val="11"/>
     <w:semiHidden/>
